--- a/project_report.docx
+++ b/project_report.docx
@@ -13192,10 +13192,80 @@
           <w:lang w:eastAsia="en-IN"/>
         </w:rPr>
       </w:pPr>
+      <w:r>
+        <w:rPr>
+          <w:rFonts w:ascii="Times New Roman" w:eastAsia="Times New Roman" w:hAnsi="Times New Roman" w:cs="Times New Roman"/>
+          <w:b/>
+          <w:bCs/>
+          <w:noProof/>
+          <w:color w:val="8EAADB" w:themeColor="accent5" w:themeTint="99"/>
+          <w:sz w:val="32"/>
+          <w:szCs w:val="32"/>
+          <w:lang w:eastAsia="en-IN"/>
+        </w:rPr>
+        <w:drawing>
+          <wp:inline distT="0" distB="0" distL="0" distR="0" wp14:anchorId="5096B280" wp14:editId="6AFD96EF">
+            <wp:extent cx="6479540" cy="3732835"/>
+            <wp:effectExtent l="0" t="0" r="0" b="1270"/>
+            <wp:docPr id="1534231133" name="Picture 1"/>
+            <wp:cNvGraphicFramePr>
+              <a:graphicFrameLocks xmlns:a="http://schemas.openxmlformats.org/drawingml/2006/main" noChangeAspect="1"/>
+            </wp:cNvGraphicFramePr>
+            <a:graphic xmlns:a="http://schemas.openxmlformats.org/drawingml/2006/main">
+              <a:graphicData uri="http://schemas.openxmlformats.org/drawingml/2006/picture">
+                <pic:pic xmlns:pic="http://schemas.openxmlformats.org/drawingml/2006/picture">
+                  <pic:nvPicPr>
+                    <pic:cNvPr id="1534231133" name=""/>
+                    <pic:cNvPicPr/>
+                  </pic:nvPicPr>
+                  <pic:blipFill rotWithShape="1">
+                    <a:blip r:embed="rId12"/>
+                    <a:srcRect b="11919"/>
+                    <a:stretch>
+                      <a:fillRect/>
+                    </a:stretch>
+                  </pic:blipFill>
+                  <pic:spPr bwMode="auto">
+                    <a:xfrm>
+                      <a:off x="0" y="0"/>
+                      <a:ext cx="6479540" cy="3732835"/>
+                    </a:xfrm>
+                    <a:prstGeom prst="rect">
+                      <a:avLst/>
+                    </a:prstGeom>
+                    <a:ln>
+                      <a:noFill/>
+                    </a:ln>
+                    <a:extLst>
+                      <a:ext uri="{53640926-AAD7-44D8-BBD7-CCE9431645EC}">
+                        <a14:shadowObscured xmlns:a14="http://schemas.microsoft.com/office/drawing/2010/main"/>
+                      </a:ext>
+                    </a:extLst>
+                  </pic:spPr>
+                </pic:pic>
+              </a:graphicData>
+            </a:graphic>
+          </wp:inline>
+        </w:drawing>
+      </w:r>
+    </w:p>
+    <w:p>
+      <w:pPr>
+        <w:spacing w:before="100" w:beforeAutospacing="1" w:after="100" w:afterAutospacing="1" w:line="360" w:lineRule="auto"/>
+        <w:rPr>
+          <w:rFonts w:ascii="Times New Roman" w:eastAsia="Times New Roman" w:hAnsi="Times New Roman" w:cs="Times New Roman"/>
+          <w:b/>
+          <w:bCs/>
+          <w:color w:val="8EAADB" w:themeColor="accent5" w:themeTint="99"/>
+          <w:sz w:val="32"/>
+          <w:szCs w:val="32"/>
+          <w:lang w:eastAsia="en-IN"/>
+        </w:rPr>
+      </w:pPr>
     </w:p>
     <w:sectPr>
-      <w:headerReference w:type="default" r:id="rId12"/>
-      <w:footerReference w:type="default" r:id="rId13"/>
+      <w:headerReference w:type="default" r:id="rId13"/>
+      <w:footerReference w:type="default" r:id="rId14"/>
       <w:pgSz w:w="11906" w:h="16838"/>
       <w:pgMar w:top="851" w:right="851" w:bottom="851" w:left="851" w:header="708" w:footer="708" w:gutter="0"/>
       <w:cols w:space="708"/>
@@ -17315,6 +17385,7 @@
   <w:style w:type="character" w:default="1" w:styleId="DefaultParagraphFont">
     <w:name w:val="Default Paragraph Font"/>
     <w:uiPriority w:val="1"/>
+    <w:semiHidden/>
     <w:unhideWhenUsed/>
   </w:style>
   <w:style w:type="table" w:default="1" w:styleId="TableNormal">
@@ -17939,7 +18010,6 @@
     <w:sig w:usb0="00000000" w:usb1="10000000" w:usb2="00000000" w:usb3="00000000" w:csb0="80000000" w:csb1="00000000"/>
   </w:font>
   <w:font w:name="Times New Roman">
-    <w:altName w:val="Times New Roman PS"/>
     <w:panose1 w:val="02020603050405020304"/>
     <w:charset w:val="00"/>
     <w:family w:val="roman"/>
@@ -18011,11 +18081,15 @@
     <w:rsid w:val="000E49EC"/>
     <w:rsid w:val="00134C34"/>
     <w:rsid w:val="00140475"/>
+    <w:rsid w:val="00277C83"/>
     <w:rsid w:val="0051256C"/>
+    <w:rsid w:val="00664E02"/>
     <w:rsid w:val="006D3F1C"/>
+    <w:rsid w:val="007E210E"/>
     <w:rsid w:val="00804AF5"/>
     <w:rsid w:val="009D0E04"/>
     <w:rsid w:val="00A067D2"/>
+    <w:rsid w:val="00A85AA0"/>
     <w:rsid w:val="00DF3903"/>
     <w:rsid w:val="00E73906"/>
     <w:rsid w:val="00FE5C28"/>

--- a/project_report.docx
+++ b/project_report.docx
@@ -538,94 +538,54 @@
           <w:szCs w:val="28"/>
         </w:rPr>
       </w:pPr>
-    </w:p>
-    <w:p>
-      <w:pPr>
-        <w:spacing w:after="0"/>
-        <w:jc w:val="center"/>
+      <w:r>
         <w:rPr>
           <w:noProof/>
           <w:sz w:val="28"/>
           <w:szCs w:val="28"/>
         </w:rPr>
-      </w:pPr>
-    </w:p>
-    <w:p>
-      <w:pPr>
-        <w:spacing w:after="0"/>
-        <w:jc w:val="center"/>
-        <w:rPr>
-          <w:noProof/>
-          <w:sz w:val="28"/>
-          <w:szCs w:val="28"/>
-        </w:rPr>
-      </w:pPr>
-    </w:p>
-    <w:p>
-      <w:pPr>
-        <w:spacing w:after="0"/>
-        <w:jc w:val="center"/>
-        <w:rPr>
-          <w:noProof/>
-          <w:sz w:val="28"/>
-          <w:szCs w:val="28"/>
-        </w:rPr>
-      </w:pPr>
-    </w:p>
-    <w:p>
-      <w:pPr>
-        <w:spacing w:after="0"/>
-        <w:jc w:val="center"/>
-        <w:rPr>
-          <w:noProof/>
-          <w:sz w:val="28"/>
-          <w:szCs w:val="28"/>
-        </w:rPr>
-      </w:pPr>
-    </w:p>
-    <w:p>
-      <w:pPr>
-        <w:spacing w:after="0"/>
-        <w:jc w:val="center"/>
-        <w:rPr>
-          <w:noProof/>
-          <w:sz w:val="28"/>
-          <w:szCs w:val="28"/>
-        </w:rPr>
-      </w:pPr>
-    </w:p>
-    <w:p>
-      <w:pPr>
-        <w:spacing w:after="0"/>
-        <w:jc w:val="center"/>
-        <w:rPr>
-          <w:noProof/>
-          <w:sz w:val="28"/>
-          <w:szCs w:val="28"/>
-        </w:rPr>
-      </w:pPr>
-    </w:p>
-    <w:p>
-      <w:pPr>
-        <w:spacing w:after="0"/>
-        <w:jc w:val="center"/>
-        <w:rPr>
-          <w:noProof/>
-          <w:sz w:val="28"/>
-          <w:szCs w:val="28"/>
-        </w:rPr>
-      </w:pPr>
-    </w:p>
-    <w:p>
-      <w:pPr>
-        <w:spacing w:after="0"/>
-        <w:jc w:val="center"/>
-        <w:rPr>
-          <w:noProof/>
-          <w:sz w:val="28"/>
-          <w:szCs w:val="28"/>
-        </w:rPr>
-      </w:pPr>
+        <w:drawing>
+          <wp:inline distT="0" distB="0" distL="0" distR="0" wp14:anchorId="13D32E4C" wp14:editId="4126E28C">
+            <wp:extent cx="2143125" cy="2143125"/>
+            <wp:effectExtent l="0" t="0" r="9525" b="9525"/>
+            <wp:docPr id="402778745" name="Picture 1"/>
+            <wp:cNvGraphicFramePr>
+              <a:graphicFrameLocks xmlns:a="http://schemas.openxmlformats.org/drawingml/2006/main" noChangeAspect="1"/>
+            </wp:cNvGraphicFramePr>
+            <a:graphic xmlns:a="http://schemas.openxmlformats.org/drawingml/2006/main">
+              <a:graphicData uri="http://schemas.openxmlformats.org/drawingml/2006/picture">
+                <pic:pic xmlns:pic="http://schemas.openxmlformats.org/drawingml/2006/picture">
+                  <pic:nvPicPr>
+                    <pic:cNvPr id="402778745" name="Picture 402778745"/>
+                    <pic:cNvPicPr/>
+                  </pic:nvPicPr>
+                  <pic:blipFill>
+                    <a:blip r:embed="rId8">
+                      <a:extLst>
+                        <a:ext uri="{28A0092B-C50C-407E-A947-70E740481C1C}">
+                          <a14:useLocalDpi xmlns:a14="http://schemas.microsoft.com/office/drawing/2010/main" val="0"/>
+                        </a:ext>
+                      </a:extLst>
+                    </a:blip>
+                    <a:stretch>
+                      <a:fillRect/>
+                    </a:stretch>
+                  </pic:blipFill>
+                  <pic:spPr>
+                    <a:xfrm>
+                      <a:off x="0" y="0"/>
+                      <a:ext cx="2143125" cy="2143125"/>
+                    </a:xfrm>
+                    <a:prstGeom prst="rect">
+                      <a:avLst/>
+                    </a:prstGeom>
+                  </pic:spPr>
+                </pic:pic>
+              </a:graphicData>
+            </a:graphic>
+          </wp:inline>
+        </w:drawing>
+      </w:r>
     </w:p>
     <w:p>
       <w:pPr>
@@ -957,7 +917,7 @@
                     <pic:cNvPicPr/>
                   </pic:nvPicPr>
                   <pic:blipFill>
-                    <a:blip r:embed="rId8" cstate="print">
+                    <a:blip r:embed="rId9" cstate="print">
                       <a:extLst>
                         <a:ext uri="{28A0092B-C50C-407E-A947-70E740481C1C}">
                           <a14:useLocalDpi xmlns:a14="http://schemas.microsoft.com/office/drawing/2010/main" val="0"/>
@@ -1046,7 +1006,7 @@
                     <pic:cNvPicPr/>
                   </pic:nvPicPr>
                   <pic:blipFill>
-                    <a:blip r:embed="rId9" cstate="print">
+                    <a:blip r:embed="rId10" cstate="print">
                       <a:extLst>
                         <a:ext uri="{28A0092B-C50C-407E-A947-70E740481C1C}">
                           <a14:useLocalDpi xmlns:a14="http://schemas.microsoft.com/office/drawing/2010/main" val="0"/>
@@ -1862,7 +1822,7 @@
                 <w:szCs w:val="28"/>
               </w:rPr>
             </w:pPr>
-            <w:hyperlink r:id="rId10" w:history="1">
+            <w:hyperlink r:id="rId11" w:history="1">
               <w:r>
                 <w:rPr>
                   <w:rStyle w:val="Hyperlink"/>
@@ -4332,7 +4292,7 @@
               <w:spacing w:line="360" w:lineRule="atLeast"/>
               <w:jc w:val="both"/>
             </w:pPr>
-            <w:hyperlink r:id="rId11" w:history="1">
+            <w:hyperlink r:id="rId12" w:history="1">
               <w:r>
                 <w:rPr>
                   <w:rStyle w:val="Hyperlink"/>
@@ -13219,7 +13179,7 @@
                     <pic:cNvPicPr/>
                   </pic:nvPicPr>
                   <pic:blipFill rotWithShape="1">
-                    <a:blip r:embed="rId12"/>
+                    <a:blip r:embed="rId13"/>
                     <a:srcRect b="11919"/>
                     <a:stretch>
                       <a:fillRect/>
@@ -13263,9 +13223,139 @@
         </w:rPr>
       </w:pPr>
     </w:p>
+    <w:p>
+      <w:pPr>
+        <w:spacing w:before="100" w:beforeAutospacing="1" w:after="100" w:afterAutospacing="1" w:line="360" w:lineRule="auto"/>
+        <w:rPr>
+          <w:rFonts w:ascii="Times New Roman" w:eastAsia="Times New Roman" w:hAnsi="Times New Roman" w:cs="Times New Roman"/>
+          <w:b/>
+          <w:bCs/>
+          <w:color w:val="8EAADB" w:themeColor="accent5" w:themeTint="99"/>
+          <w:sz w:val="32"/>
+          <w:szCs w:val="32"/>
+          <w:lang w:eastAsia="en-IN"/>
+        </w:rPr>
+      </w:pPr>
+    </w:p>
+    <w:p>
+      <w:pPr>
+        <w:spacing w:before="100" w:beforeAutospacing="1" w:after="100" w:afterAutospacing="1" w:line="360" w:lineRule="auto"/>
+        <w:rPr>
+          <w:rFonts w:ascii="Times New Roman" w:eastAsia="Times New Roman" w:hAnsi="Times New Roman" w:cs="Times New Roman"/>
+          <w:b/>
+          <w:bCs/>
+          <w:color w:val="8EAADB" w:themeColor="accent5" w:themeTint="99"/>
+          <w:sz w:val="32"/>
+          <w:szCs w:val="32"/>
+          <w:lang w:eastAsia="en-IN"/>
+        </w:rPr>
+      </w:pPr>
+    </w:p>
+    <w:p>
+      <w:pPr>
+        <w:spacing w:before="100" w:beforeAutospacing="1" w:after="100" w:afterAutospacing="1" w:line="360" w:lineRule="auto"/>
+        <w:rPr>
+          <w:rFonts w:ascii="Times New Roman" w:eastAsia="Times New Roman" w:hAnsi="Times New Roman" w:cs="Times New Roman"/>
+          <w:b/>
+          <w:bCs/>
+          <w:color w:val="8EAADB" w:themeColor="accent5" w:themeTint="99"/>
+          <w:sz w:val="32"/>
+          <w:szCs w:val="32"/>
+          <w:lang w:eastAsia="en-IN"/>
+        </w:rPr>
+      </w:pPr>
+    </w:p>
+    <w:p>
+      <w:pPr>
+        <w:spacing w:before="100" w:beforeAutospacing="1" w:after="100" w:afterAutospacing="1" w:line="360" w:lineRule="auto"/>
+        <w:rPr>
+          <w:rFonts w:ascii="Times New Roman" w:eastAsia="Times New Roman" w:hAnsi="Times New Roman" w:cs="Times New Roman"/>
+          <w:b/>
+          <w:bCs/>
+          <w:color w:val="8EAADB" w:themeColor="accent5" w:themeTint="99"/>
+          <w:sz w:val="32"/>
+          <w:szCs w:val="32"/>
+          <w:lang w:eastAsia="en-IN"/>
+        </w:rPr>
+      </w:pPr>
+    </w:p>
+    <w:p>
+      <w:pPr>
+        <w:spacing w:before="100" w:beforeAutospacing="1" w:after="100" w:afterAutospacing="1" w:line="360" w:lineRule="auto"/>
+        <w:rPr>
+          <w:rFonts w:ascii="Times New Roman" w:eastAsia="Times New Roman" w:hAnsi="Times New Roman" w:cs="Times New Roman"/>
+          <w:b/>
+          <w:bCs/>
+          <w:color w:val="8EAADB" w:themeColor="accent5" w:themeTint="99"/>
+          <w:sz w:val="32"/>
+          <w:szCs w:val="32"/>
+          <w:lang w:eastAsia="en-IN"/>
+        </w:rPr>
+      </w:pPr>
+    </w:p>
+    <w:p>
+      <w:pPr>
+        <w:spacing w:before="100" w:beforeAutospacing="1" w:after="100" w:afterAutospacing="1" w:line="360" w:lineRule="auto"/>
+        <w:rPr>
+          <w:rFonts w:ascii="Times New Roman" w:eastAsia="Times New Roman" w:hAnsi="Times New Roman" w:cs="Times New Roman"/>
+          <w:b/>
+          <w:bCs/>
+          <w:color w:val="8EAADB" w:themeColor="accent5" w:themeTint="99"/>
+          <w:sz w:val="32"/>
+          <w:szCs w:val="32"/>
+          <w:lang w:eastAsia="en-IN"/>
+        </w:rPr>
+      </w:pPr>
+    </w:p>
+    <w:p>
+      <w:pPr>
+        <w:spacing w:before="100" w:beforeAutospacing="1" w:after="100" w:afterAutospacing="1" w:line="360" w:lineRule="auto"/>
+        <w:ind w:firstLine="720"/>
+        <w:rPr>
+          <w:rFonts w:ascii="Times New Roman" w:hAnsi="Times New Roman" w:cs="Times New Roman"/>
+          <w:color w:val="8EAADB" w:themeColor="accent5" w:themeTint="99"/>
+          <w:sz w:val="32"/>
+          <w:szCs w:val="32"/>
+        </w:rPr>
+      </w:pPr>
+      <w:r>
+        <w:rPr>
+          <w:rFonts w:ascii="Times New Roman" w:hAnsi="Times New Roman" w:cs="Times New Roman"/>
+          <w:color w:val="8EAADB" w:themeColor="accent5" w:themeTint="99"/>
+          <w:sz w:val="32"/>
+          <w:szCs w:val="32"/>
+        </w:rPr>
+        <w:lastRenderedPageBreak/>
+        <w:t>4.8 System Screenshots</w:t>
+      </w:r>
+      <w:r>
+        <w:rPr>
+          <w:rFonts w:ascii="Times New Roman" w:hAnsi="Times New Roman" w:cs="Times New Roman"/>
+          <w:color w:val="8EAADB" w:themeColor="accent5" w:themeTint="99"/>
+          <w:sz w:val="32"/>
+          <w:szCs w:val="32"/>
+        </w:rPr>
+        <w:t>:</w:t>
+      </w:r>
+    </w:p>
+    <w:p>
+      <w:pPr>
+        <w:spacing w:before="100" w:beforeAutospacing="1" w:after="100" w:afterAutospacing="1" w:line="360" w:lineRule="auto"/>
+        <w:ind w:firstLine="720"/>
+        <w:rPr>
+          <w:rFonts w:ascii="Times New Roman" w:eastAsia="Times New Roman" w:hAnsi="Times New Roman" w:cs="Times New Roman"/>
+          <w:b/>
+          <w:bCs/>
+          <w:color w:val="8EAADB" w:themeColor="accent5" w:themeTint="99"/>
+          <w:sz w:val="32"/>
+          <w:szCs w:val="32"/>
+          <w:lang w:eastAsia="en-IN"/>
+        </w:rPr>
+      </w:pPr>
+    </w:p>
     <w:sectPr>
-      <w:headerReference w:type="default" r:id="rId13"/>
-      <w:footerReference w:type="default" r:id="rId14"/>
+      <w:headerReference w:type="default" r:id="rId14"/>
+      <w:footerReference w:type="default" r:id="rId15"/>
       <w:pgSz w:w="11906" w:h="16838"/>
       <w:pgMar w:top="851" w:right="851" w:bottom="851" w:left="851" w:header="708" w:footer="708" w:gutter="0"/>
       <w:cols w:space="708"/>
@@ -18083,10 +18173,12 @@
     <w:rsid w:val="00140475"/>
     <w:rsid w:val="00277C83"/>
     <w:rsid w:val="0051256C"/>
+    <w:rsid w:val="0052005B"/>
     <w:rsid w:val="00664E02"/>
     <w:rsid w:val="006D3F1C"/>
     <w:rsid w:val="007E210E"/>
     <w:rsid w:val="00804AF5"/>
+    <w:rsid w:val="00934856"/>
     <w:rsid w:val="009D0E04"/>
     <w:rsid w:val="00A067D2"/>
     <w:rsid w:val="00A85AA0"/>
